--- a/resource/Summary Report for Preliminary Data Validation and Baseline Model Evaluation.docx
+++ b/resource/Summary Report for Preliminary Data Validation and Baseline Model Evaluation.docx
@@ -693,25 +693,7 @@
           <w:sz w:val="28"/>
           <w:szCs w:val="28"/>
         </w:rPr>
-        <w:t xml:space="preserve">) to ensure reproducibility and data integrity </w:t>
-      </w:r>
-      <w:proofErr w:type="gramStart"/>
-      <w:r>
-        <w:rPr>
-          <w:rFonts w:ascii="Times New Roman" w:eastAsia="Times New Roman" w:hAnsi="Times New Roman" w:cs="Times New Roman"/>
-          <w:sz w:val="28"/>
-          <w:szCs w:val="28"/>
-        </w:rPr>
-        <w:t>throughout</w:t>
-      </w:r>
-      <w:proofErr w:type="gramEnd"/>
-      <w:r>
-        <w:rPr>
-          <w:rFonts w:ascii="Times New Roman" w:eastAsia="Times New Roman" w:hAnsi="Times New Roman" w:cs="Times New Roman"/>
-          <w:sz w:val="28"/>
-          <w:szCs w:val="28"/>
-        </w:rPr>
-        <w:t xml:space="preserve"> the research.</w:t>
+        <w:t>) to ensure reproducibility and data integrity throughout the research.</w:t>
       </w:r>
     </w:p>
     <w:p>
@@ -1123,6 +1105,78 @@
     <w:p>
       <w:pPr>
         <w:spacing w:before="100" w:beforeAutospacing="1" w:after="100" w:afterAutospacing="1" w:line="240" w:lineRule="auto"/>
+        <w:rPr>
+          <w:rFonts w:ascii="Times New Roman" w:hAnsi="Times New Roman" w:cs="Times New Roman"/>
+          <w:sz w:val="28"/>
+          <w:szCs w:val="28"/>
+        </w:rPr>
+      </w:pPr>
+      <w:r>
+        <w:rPr>
+          <w:rFonts w:ascii="Times New Roman" w:hAnsi="Times New Roman" w:cs="Times New Roman"/>
+          <w:sz w:val="28"/>
+          <w:szCs w:val="28"/>
+        </w:rPr>
+        <w:t xml:space="preserve">Feature importance analysis revealed that fake news texts frequently contained politically charged and sensational terms such as </w:t>
+      </w:r>
+      <w:r>
+        <w:rPr>
+          <w:rStyle w:val="Emphasis"/>
+          <w:rFonts w:ascii="Times New Roman" w:hAnsi="Times New Roman" w:cs="Times New Roman"/>
+          <w:sz w:val="28"/>
+          <w:szCs w:val="28"/>
+        </w:rPr>
+        <w:t>‘Uganda government’, ‘climate’, and ‘healthcare’</w:t>
+      </w:r>
+      <w:r>
+        <w:rPr>
+          <w:rFonts w:ascii="Times New Roman" w:hAnsi="Times New Roman" w:cs="Times New Roman"/>
+          <w:sz w:val="28"/>
+          <w:szCs w:val="28"/>
+        </w:rPr>
+        <w:t xml:space="preserve">, while legitimate news contained fact-checking and verification-related terms including </w:t>
+      </w:r>
+      <w:r>
+        <w:rPr>
+          <w:rStyle w:val="Emphasis"/>
+          <w:rFonts w:ascii="Times New Roman" w:hAnsi="Times New Roman" w:cs="Times New Roman"/>
+          <w:sz w:val="28"/>
+          <w:szCs w:val="28"/>
+        </w:rPr>
+        <w:t>‘opposition’, ‘altered’, ‘photo’, and ‘false’</w:t>
+      </w:r>
+      <w:r>
+        <w:rPr>
+          <w:rFonts w:ascii="Times New Roman" w:hAnsi="Times New Roman" w:cs="Times New Roman"/>
+          <w:sz w:val="28"/>
+          <w:szCs w:val="28"/>
+        </w:rPr>
+        <w:t>. This demonstrates that the model effectively learned meaningful lexical patterns that distinguish misinformation from authentic news content</w:t>
+      </w:r>
+    </w:p>
+    <w:p>
+      <w:pPr>
+        <w:spacing w:before="100" w:beforeAutospacing="1" w:after="100" w:afterAutospacing="1" w:line="240" w:lineRule="auto"/>
+        <w:rPr>
+          <w:rFonts w:ascii="Times New Roman" w:hAnsi="Times New Roman" w:cs="Times New Roman"/>
+          <w:sz w:val="28"/>
+          <w:szCs w:val="28"/>
+        </w:rPr>
+      </w:pPr>
+    </w:p>
+    <w:p>
+      <w:pPr>
+        <w:spacing w:before="100" w:beforeAutospacing="1" w:after="100" w:afterAutospacing="1" w:line="240" w:lineRule="auto"/>
+        <w:rPr>
+          <w:rFonts w:ascii="Times New Roman" w:eastAsia="Times New Roman" w:hAnsi="Times New Roman" w:cs="Times New Roman"/>
+          <w:sz w:val="28"/>
+          <w:szCs w:val="28"/>
+        </w:rPr>
+      </w:pPr>
+    </w:p>
+    <w:p>
+      <w:pPr>
+        <w:spacing w:before="100" w:beforeAutospacing="1" w:after="100" w:afterAutospacing="1" w:line="240" w:lineRule="auto"/>
         <w:outlineLvl w:val="2"/>
         <w:rPr>
           <w:rFonts w:ascii="Times New Roman" w:eastAsia="Times New Roman" w:hAnsi="Times New Roman" w:cs="Times New Roman"/>
@@ -1140,8 +1194,11 @@
           <w:sz w:val="28"/>
           <w:szCs w:val="28"/>
         </w:rPr>
+        <w:lastRenderedPageBreak/>
         <w:t>6. Model Evaluation Results</w:t>
       </w:r>
+      <w:bookmarkStart w:id="0" w:name="_GoBack"/>
+      <w:bookmarkEnd w:id="0"/>
     </w:p>
     <w:p>
       <w:pPr>
@@ -1304,16 +1361,7 @@
           <w:sz w:val="28"/>
           <w:szCs w:val="28"/>
         </w:rPr>
-        <w:t xml:space="preserve">The classification report demonstrated balanced performance across both fake and true news classes. The confusion matrix revealed a low number of </w:t>
-      </w:r>
-      <w:r>
-        <w:rPr>
-          <w:rFonts w:ascii="Times New Roman" w:eastAsia="Times New Roman" w:hAnsi="Times New Roman" w:cs="Times New Roman"/>
-          <w:sz w:val="28"/>
-          <w:szCs w:val="28"/>
-        </w:rPr>
-        <w:lastRenderedPageBreak/>
-        <w:t>misclassifications, indicating strong generalization and minimal bias.</w:t>
+        <w:t>The classification report demonstrated balanced performance across both fake and true news classes. The confusion matrix revealed a low number of misclassifications, indicating strong generalization and minimal bias.</w:t>
       </w:r>
       <w:r>
         <w:rPr>
@@ -1474,6 +1522,7 @@
           <w:sz w:val="28"/>
           <w:szCs w:val="28"/>
         </w:rPr>
+        <w:lastRenderedPageBreak/>
         <w:t>The model successfully learned meaningful linguistic patterns distinguishing fake from true news.</w:t>
       </w:r>
     </w:p>
@@ -1573,7 +1622,6 @@
           <w:sz w:val="28"/>
           <w:szCs w:val="28"/>
         </w:rPr>
-        <w:lastRenderedPageBreak/>
         <w:t>8. Limitations</w:t>
       </w:r>
     </w:p>
@@ -1740,6 +1788,7 @@
           <w:sz w:val="28"/>
           <w:szCs w:val="28"/>
         </w:rPr>
+        <w:lastRenderedPageBreak/>
         <w:drawing>
           <wp:inline distT="0" distB="0" distL="0" distR="0">
             <wp:extent cx="5221234" cy="4489713"/>
@@ -1808,17 +1857,14 @@
           <w:szCs w:val="28"/>
         </w:rPr>
       </w:pPr>
-      <w:bookmarkStart w:id="0" w:name="_GoBack"/>
-      <w:bookmarkEnd w:id="0"/>
-      <w:r>
-        <w:rPr>
-          <w:rFonts w:ascii="Times New Roman" w:eastAsia="Times New Roman" w:hAnsi="Times New Roman" w:cs="Times New Roman"/>
-          <w:b/>
-          <w:bCs/>
-          <w:sz w:val="28"/>
-          <w:szCs w:val="28"/>
-        </w:rPr>
-        <w:lastRenderedPageBreak/>
+      <w:r>
+        <w:rPr>
+          <w:rFonts w:ascii="Times New Roman" w:eastAsia="Times New Roman" w:hAnsi="Times New Roman" w:cs="Times New Roman"/>
+          <w:b/>
+          <w:bCs/>
+          <w:sz w:val="28"/>
+          <w:szCs w:val="28"/>
+        </w:rPr>
         <w:t>9. Conclusion</w:t>
       </w:r>
     </w:p>
@@ -1962,6 +2008,7 @@
           <w:sz w:val="28"/>
           <w:szCs w:val="28"/>
         </w:rPr>
+        <w:lastRenderedPageBreak/>
         <w:drawing>
           <wp:inline distT="0" distB="0" distL="0" distR="0">
             <wp:extent cx="5285242" cy="4069088"/>
@@ -3763,6 +3810,17 @@
       <w:szCs w:val="20"/>
     </w:rPr>
   </w:style>
+  <w:style w:type="character" w:styleId="Emphasis">
+    <w:name w:val="Emphasis"/>
+    <w:basedOn w:val="DefaultParagraphFont"/>
+    <w:uiPriority w:val="20"/>
+    <w:qFormat/>
+    <w:rsid w:val="00AC241E"/>
+    <w:rPr>
+      <w:i/>
+      <w:iCs/>
+    </w:rPr>
+  </w:style>
 </w:styles>
 </file>
 
@@ -4032,7 +4090,7 @@
 </file>
 
 <file path=customXml/itemProps1.xml><?xml version="1.0" encoding="utf-8"?>
-<ds:datastoreItem xmlns:ds="http://schemas.openxmlformats.org/officeDocument/2006/customXml" ds:itemID="{F583B858-A840-4B75-ACBB-443BC32B197E}">
+<ds:datastoreItem xmlns:ds="http://schemas.openxmlformats.org/officeDocument/2006/customXml" ds:itemID="{4954B6E6-345D-4721-940E-98FA92AE3750}">
   <ds:schemaRefs>
     <ds:schemaRef ds:uri="http://schemas.openxmlformats.org/officeDocument/2006/bibliography"/>
   </ds:schemaRefs>
